--- a/docs/enterprise/rendered/enterprise-samples.docx
+++ b/docs/enterprise/rendered/enterprise-samples.docx
@@ -6,7 +6,7 @@
       <w:pPr>
         <w:pStyle w:val="Heading1"/>
       </w:pPr>
-      <w:bookmarkStart w:name="Md_de2eed77133f41758e3122afbb2c045b" w:id="0"/>
+      <w:bookmarkStart w:name="Md_2c93f20dfd584276b42f1c2dff4f3651" w:id="0"/>
       <w:r>
         <w:rPr/>
         <w:t xml:space="preserve">Enterprise diagram samples</w:t>
@@ -26,7 +26,7 @@
       <w:pPr>
         <w:pStyle w:val="Heading2"/>
       </w:pPr>
-      <w:bookmarkStart w:name="Md_76ee7c7ca94944c99edd95627bb80a09" w:id="1"/>
+      <w:bookmarkStart w:name="Md_9aa9a80f2f3e416ab2ba1f146854434e" w:id="1"/>
       <w:r>
         <w:rPr/>
         <w:t xml:space="preserve">Cross-layer web shop</w:t>
@@ -41,7 +41,7 @@
       <w:r>
         <w:drawing>
           <wp:inline xmlns:wp="http://schemas.openxmlformats.org/drawingml/2006/wordprocessingDrawing" distT="0" distB="0" distL="0" distR="0">
-            <wp:extent cx="4958905" cy="6480000"/>
+            <wp:extent cx="4974750" cy="6480000"/>
             <wp:effectExtent l="0" t="0" r="0" b="0"/>
             <wp:docPr id="1" name="Mermaid diagram 1" descr="Mermaid diagram"/>
             <wp:cNvGraphicFramePr>
@@ -55,7 +55,7 @@
                     <pic:cNvPicPr/>
                   </pic:nvPicPr>
                   <pic:blipFill>
-                    <a:blip xmlns:r="http://schemas.openxmlformats.org/officeDocument/2006/relationships" r:embed="Rb4b14b0182884b43"/>
+                    <a:blip xmlns:r="http://schemas.openxmlformats.org/officeDocument/2006/relationships" r:embed="R5cf33d6f4b9a43a1"/>
                     <a:stretch>
                       <a:fillRect/>
                     </a:stretch>
@@ -63,7 +63,7 @@
                   <pic:spPr>
                     <a:xfrm>
                       <a:off x="0" y="0"/>
-                      <a:ext cx="4958905" cy="6480000"/>
+                      <a:ext cx="4974750" cy="6480000"/>
                     </a:xfrm>
                     <a:prstGeom prst="rect">
                       <a:avLst/>
@@ -80,7 +80,7 @@
       <w:pPr>
         <w:pStyle w:val="Heading2"/>
       </w:pPr>
-      <w:bookmarkStart w:name="Md_d92576bfb0e94078b7092dfa4f3222b9" w:id="2"/>
+      <w:bookmarkStart w:name="Md_fc946d8a9e9f4164b6ec42029e0ff1c5" w:id="2"/>
       <w:r>
         <w:rPr/>
         <w:t xml:space="preserve">Business layer</w:t>
@@ -95,7 +95,7 @@
       <w:r>
         <w:drawing>
           <wp:inline xmlns:wp="http://schemas.openxmlformats.org/drawingml/2006/wordprocessingDrawing" distT="0" distB="0" distL="0" distR="0">
-            <wp:extent cx="5220000" cy="5385090"/>
+            <wp:extent cx="5220000" cy="5382641"/>
             <wp:effectExtent l="0" t="0" r="0" b="0"/>
             <wp:docPr id="2" name="Mermaid diagram 2" descr="Mermaid diagram"/>
             <wp:cNvGraphicFramePr>
@@ -109,7 +109,7 @@
                     <pic:cNvPicPr/>
                   </pic:nvPicPr>
                   <pic:blipFill>
-                    <a:blip xmlns:r="http://schemas.openxmlformats.org/officeDocument/2006/relationships" r:embed="R736d9d5955f04456"/>
+                    <a:blip xmlns:r="http://schemas.openxmlformats.org/officeDocument/2006/relationships" r:embed="Rfa58feb89abc4179"/>
                     <a:stretch>
                       <a:fillRect/>
                     </a:stretch>
@@ -117,7 +117,7 @@
                   <pic:spPr>
                     <a:xfrm>
                       <a:off x="0" y="0"/>
-                      <a:ext cx="5220000" cy="5385090"/>
+                      <a:ext cx="5220000" cy="5382641"/>
                     </a:xfrm>
                     <a:prstGeom prst="rect">
                       <a:avLst/>
@@ -134,7 +134,7 @@
       <w:pPr>
         <w:pStyle w:val="Heading2"/>
       </w:pPr>
-      <w:bookmarkStart w:name="Md_b6bd23ad20b549e6a0560db7cae6627e" w:id="3"/>
+      <w:bookmarkStart w:name="Md_5ededc9f2ea041ea9f10d199fbd13a31" w:id="3"/>
       <w:r>
         <w:rPr/>
         <w:t xml:space="preserve">Motivation</w:t>
@@ -149,7 +149,7 @@
       <w:r>
         <w:drawing>
           <wp:inline xmlns:wp="http://schemas.openxmlformats.org/drawingml/2006/wordprocessingDrawing" distT="0" distB="0" distL="0" distR="0">
-            <wp:extent cx="3790950" cy="5476875"/>
+            <wp:extent cx="3886200" cy="5572125"/>
             <wp:effectExtent l="0" t="0" r="0" b="0"/>
             <wp:docPr id="3" name="Mermaid diagram 3" descr="Mermaid diagram"/>
             <wp:cNvGraphicFramePr>
@@ -163,7 +163,7 @@
                     <pic:cNvPicPr/>
                   </pic:nvPicPr>
                   <pic:blipFill>
-                    <a:blip xmlns:r="http://schemas.openxmlformats.org/officeDocument/2006/relationships" r:embed="Rf67e74025c8d4e3a"/>
+                    <a:blip xmlns:r="http://schemas.openxmlformats.org/officeDocument/2006/relationships" r:embed="R72f15c5be25c4798"/>
                     <a:stretch>
                       <a:fillRect/>
                     </a:stretch>
@@ -171,7 +171,7 @@
                   <pic:spPr>
                     <a:xfrm>
                       <a:off x="0" y="0"/>
-                      <a:ext cx="3790950" cy="5476875"/>
+                      <a:ext cx="3886200" cy="5572125"/>
                     </a:xfrm>
                     <a:prstGeom prst="rect">
                       <a:avLst/>
@@ -188,7 +188,7 @@
       <w:pPr>
         <w:pStyle w:val="Heading2"/>
       </w:pPr>
-      <w:bookmarkStart w:name="Md_d571a9441f084d3384f592530d959a2a" w:id="4"/>
+      <w:bookmarkStart w:name="Md_6eb3331d3d4d4557ad670f2da9074f47" w:id="4"/>
       <w:r>
         <w:rPr/>
         <w:t xml:space="preserve">Motivation to Technology</w:t>
@@ -203,7 +203,7 @@
       <w:r>
         <w:drawing>
           <wp:inline xmlns:wp="http://schemas.openxmlformats.org/drawingml/2006/wordprocessingDrawing" distT="0" distB="0" distL="0" distR="0">
-            <wp:extent cx="4933950" cy="5476875"/>
+            <wp:extent cx="5220000" cy="5246907"/>
             <wp:effectExtent l="0" t="0" r="0" b="0"/>
             <wp:docPr id="4" name="Mermaid diagram 4" descr="Mermaid diagram"/>
             <wp:cNvGraphicFramePr>
@@ -217,7 +217,7 @@
                     <pic:cNvPicPr/>
                   </pic:nvPicPr>
                   <pic:blipFill>
-                    <a:blip xmlns:r="http://schemas.openxmlformats.org/officeDocument/2006/relationships" r:embed="R35867307764245a4"/>
+                    <a:blip xmlns:r="http://schemas.openxmlformats.org/officeDocument/2006/relationships" r:embed="R3969809787684321"/>
                     <a:stretch>
                       <a:fillRect/>
                     </a:stretch>
@@ -225,7 +225,7 @@
                   <pic:spPr>
                     <a:xfrm>
                       <a:off x="0" y="0"/>
-                      <a:ext cx="4933950" cy="5476875"/>
+                      <a:ext cx="5220000" cy="5246907"/>
                     </a:xfrm>
                     <a:prstGeom prst="rect">
                       <a:avLst/>

--- a/docs/enterprise/rendered/enterprise-samples.docx
+++ b/docs/enterprise/rendered/enterprise-samples.docx
@@ -6,7 +6,7 @@
       <w:pPr>
         <w:pStyle w:val="Heading1"/>
       </w:pPr>
-      <w:bookmarkStart w:name="Md_2c93f20dfd584276b42f1c2dff4f3651" w:id="0"/>
+      <w:bookmarkStart w:name="Md_33a65833565b489fb5853090553c0cbd" w:id="0"/>
       <w:r>
         <w:rPr/>
         <w:t xml:space="preserve">Enterprise diagram samples</w:t>
@@ -26,7 +26,7 @@
       <w:pPr>
         <w:pStyle w:val="Heading2"/>
       </w:pPr>
-      <w:bookmarkStart w:name="Md_9aa9a80f2f3e416ab2ba1f146854434e" w:id="1"/>
+      <w:bookmarkStart w:name="Md_fc3482623731432c97cd0938b3a42348" w:id="1"/>
       <w:r>
         <w:rPr/>
         <w:t xml:space="preserve">Cross-layer web shop</w:t>
@@ -55,7 +55,7 @@
                     <pic:cNvPicPr/>
                   </pic:nvPicPr>
                   <pic:blipFill>
-                    <a:blip xmlns:r="http://schemas.openxmlformats.org/officeDocument/2006/relationships" r:embed="R5cf33d6f4b9a43a1"/>
+                    <a:blip xmlns:r="http://schemas.openxmlformats.org/officeDocument/2006/relationships" r:embed="R36361a5a69404cac"/>
                     <a:stretch>
                       <a:fillRect/>
                     </a:stretch>
@@ -80,7 +80,7 @@
       <w:pPr>
         <w:pStyle w:val="Heading2"/>
       </w:pPr>
-      <w:bookmarkStart w:name="Md_fc946d8a9e9f4164b6ec42029e0ff1c5" w:id="2"/>
+      <w:bookmarkStart w:name="Md_320ab929ce9a46079b168439996fb845" w:id="2"/>
       <w:r>
         <w:rPr/>
         <w:t xml:space="preserve">Business layer</w:t>
@@ -109,7 +109,7 @@
                     <pic:cNvPicPr/>
                   </pic:nvPicPr>
                   <pic:blipFill>
-                    <a:blip xmlns:r="http://schemas.openxmlformats.org/officeDocument/2006/relationships" r:embed="Rfa58feb89abc4179"/>
+                    <a:blip xmlns:r="http://schemas.openxmlformats.org/officeDocument/2006/relationships" r:embed="R153d679c9e8f4ffc"/>
                     <a:stretch>
                       <a:fillRect/>
                     </a:stretch>
@@ -134,7 +134,7 @@
       <w:pPr>
         <w:pStyle w:val="Heading2"/>
       </w:pPr>
-      <w:bookmarkStart w:name="Md_5ededc9f2ea041ea9f10d199fbd13a31" w:id="3"/>
+      <w:bookmarkStart w:name="Md_7c8098522f5042ba8acaa9d0f21d41e1" w:id="3"/>
       <w:r>
         <w:rPr/>
         <w:t xml:space="preserve">Motivation</w:t>
@@ -163,7 +163,7 @@
                     <pic:cNvPicPr/>
                   </pic:nvPicPr>
                   <pic:blipFill>
-                    <a:blip xmlns:r="http://schemas.openxmlformats.org/officeDocument/2006/relationships" r:embed="R72f15c5be25c4798"/>
+                    <a:blip xmlns:r="http://schemas.openxmlformats.org/officeDocument/2006/relationships" r:embed="R12a533338a20438c"/>
                     <a:stretch>
                       <a:fillRect/>
                     </a:stretch>
@@ -188,7 +188,7 @@
       <w:pPr>
         <w:pStyle w:val="Heading2"/>
       </w:pPr>
-      <w:bookmarkStart w:name="Md_6eb3331d3d4d4557ad670f2da9074f47" w:id="4"/>
+      <w:bookmarkStart w:name="Md_447377ec0ae948eb86704689827c0825" w:id="4"/>
       <w:r>
         <w:rPr/>
         <w:t xml:space="preserve">Motivation to Technology</w:t>
@@ -217,7 +217,7 @@
                     <pic:cNvPicPr/>
                   </pic:nvPicPr>
                   <pic:blipFill>
-                    <a:blip xmlns:r="http://schemas.openxmlformats.org/officeDocument/2006/relationships" r:embed="R3969809787684321"/>
+                    <a:blip xmlns:r="http://schemas.openxmlformats.org/officeDocument/2006/relationships" r:embed="Rc5cde144a9b946a2"/>
                     <a:stretch>
                       <a:fillRect/>
                     </a:stretch>

--- a/docs/enterprise/rendered/enterprise-samples.docx
+++ b/docs/enterprise/rendered/enterprise-samples.docx
@@ -6,7 +6,7 @@
       <w:pPr>
         <w:pStyle w:val="Heading1"/>
       </w:pPr>
-      <w:bookmarkStart w:name="Md_33a65833565b489fb5853090553c0cbd" w:id="0"/>
+      <w:bookmarkStart w:name="Md_1ea8adf9c5f941a78fae26d8a0c11c1f" w:id="0"/>
       <w:r>
         <w:rPr/>
         <w:t xml:space="preserve">Enterprise diagram samples</w:t>
@@ -26,7 +26,7 @@
       <w:pPr>
         <w:pStyle w:val="Heading2"/>
       </w:pPr>
-      <w:bookmarkStart w:name="Md_fc3482623731432c97cd0938b3a42348" w:id="1"/>
+      <w:bookmarkStart w:name="Md_8642f0a53000421290788b0853e93a3c" w:id="1"/>
       <w:r>
         <w:rPr/>
         <w:t xml:space="preserve">Cross-layer web shop</w:t>
@@ -55,7 +55,7 @@
                     <pic:cNvPicPr/>
                   </pic:nvPicPr>
                   <pic:blipFill>
-                    <a:blip xmlns:r="http://schemas.openxmlformats.org/officeDocument/2006/relationships" r:embed="R36361a5a69404cac"/>
+                    <a:blip xmlns:r="http://schemas.openxmlformats.org/officeDocument/2006/relationships" r:embed="Rc1ab3145c94a4984"/>
                     <a:stretch>
                       <a:fillRect/>
                     </a:stretch>
@@ -80,7 +80,7 @@
       <w:pPr>
         <w:pStyle w:val="Heading2"/>
       </w:pPr>
-      <w:bookmarkStart w:name="Md_320ab929ce9a46079b168439996fb845" w:id="2"/>
+      <w:bookmarkStart w:name="Md_e6831e27e37342d2bfa73184eb501c9e" w:id="2"/>
       <w:r>
         <w:rPr/>
         <w:t xml:space="preserve">Business layer</w:t>
@@ -109,7 +109,7 @@
                     <pic:cNvPicPr/>
                   </pic:nvPicPr>
                   <pic:blipFill>
-                    <a:blip xmlns:r="http://schemas.openxmlformats.org/officeDocument/2006/relationships" r:embed="R153d679c9e8f4ffc"/>
+                    <a:blip xmlns:r="http://schemas.openxmlformats.org/officeDocument/2006/relationships" r:embed="Raf0269051f5d41aa"/>
                     <a:stretch>
                       <a:fillRect/>
                     </a:stretch>
@@ -134,7 +134,7 @@
       <w:pPr>
         <w:pStyle w:val="Heading2"/>
       </w:pPr>
-      <w:bookmarkStart w:name="Md_7c8098522f5042ba8acaa9d0f21d41e1" w:id="3"/>
+      <w:bookmarkStart w:name="Md_0dba2e1d3a62485c8aff423597b08c1b" w:id="3"/>
       <w:r>
         <w:rPr/>
         <w:t xml:space="preserve">Motivation</w:t>
@@ -163,7 +163,7 @@
                     <pic:cNvPicPr/>
                   </pic:nvPicPr>
                   <pic:blipFill>
-                    <a:blip xmlns:r="http://schemas.openxmlformats.org/officeDocument/2006/relationships" r:embed="R12a533338a20438c"/>
+                    <a:blip xmlns:r="http://schemas.openxmlformats.org/officeDocument/2006/relationships" r:embed="Rd469079bb3d14133"/>
                     <a:stretch>
                       <a:fillRect/>
                     </a:stretch>
@@ -188,7 +188,7 @@
       <w:pPr>
         <w:pStyle w:val="Heading2"/>
       </w:pPr>
-      <w:bookmarkStart w:name="Md_447377ec0ae948eb86704689827c0825" w:id="4"/>
+      <w:bookmarkStart w:name="Md_b6baff7b712b44639b6661d8706d5c7e" w:id="4"/>
       <w:r>
         <w:rPr/>
         <w:t xml:space="preserve">Motivation to Technology</w:t>
@@ -217,7 +217,7 @@
                     <pic:cNvPicPr/>
                   </pic:nvPicPr>
                   <pic:blipFill>
-                    <a:blip xmlns:r="http://schemas.openxmlformats.org/officeDocument/2006/relationships" r:embed="Rc5cde144a9b946a2"/>
+                    <a:blip xmlns:r="http://schemas.openxmlformats.org/officeDocument/2006/relationships" r:embed="R4631b44d3b9b4594"/>
                     <a:stretch>
                       <a:fillRect/>
                     </a:stretch>

--- a/docs/enterprise/rendered/enterprise-samples.docx
+++ b/docs/enterprise/rendered/enterprise-samples.docx
@@ -6,7 +6,7 @@
       <w:pPr>
         <w:pStyle w:val="Heading1"/>
       </w:pPr>
-      <w:bookmarkStart w:name="Md_1ea8adf9c5f941a78fae26d8a0c11c1f" w:id="0"/>
+      <w:bookmarkStart w:name="Md_877c9050990f4858b82fa6697fe0d9da" w:id="0"/>
       <w:r>
         <w:rPr/>
         <w:t xml:space="preserve">Enterprise diagram samples</w:t>
@@ -26,7 +26,7 @@
       <w:pPr>
         <w:pStyle w:val="Heading2"/>
       </w:pPr>
-      <w:bookmarkStart w:name="Md_8642f0a53000421290788b0853e93a3c" w:id="1"/>
+      <w:bookmarkStart w:name="Md_8705d50e7923406292af4236401b6a65" w:id="1"/>
       <w:r>
         <w:rPr/>
         <w:t xml:space="preserve">Cross-layer web shop</w:t>
@@ -41,7 +41,7 @@
       <w:r>
         <w:drawing>
           <wp:inline xmlns:wp="http://schemas.openxmlformats.org/drawingml/2006/wordprocessingDrawing" distT="0" distB="0" distL="0" distR="0">
-            <wp:extent cx="4974750" cy="6480000"/>
+            <wp:extent cx="4796584" cy="6480000"/>
             <wp:effectExtent l="0" t="0" r="0" b="0"/>
             <wp:docPr id="1" name="Mermaid diagram 1" descr="Mermaid diagram"/>
             <wp:cNvGraphicFramePr>
@@ -55,7 +55,7 @@
                     <pic:cNvPicPr/>
                   </pic:nvPicPr>
                   <pic:blipFill>
-                    <a:blip xmlns:r="http://schemas.openxmlformats.org/officeDocument/2006/relationships" r:embed="Rc1ab3145c94a4984"/>
+                    <a:blip xmlns:r="http://schemas.openxmlformats.org/officeDocument/2006/relationships" r:embed="R48ae4b9cba4f4382"/>
                     <a:stretch>
                       <a:fillRect/>
                     </a:stretch>
@@ -63,7 +63,7 @@
                   <pic:spPr>
                     <a:xfrm>
                       <a:off x="0" y="0"/>
-                      <a:ext cx="4974750" cy="6480000"/>
+                      <a:ext cx="4796584" cy="6480000"/>
                     </a:xfrm>
                     <a:prstGeom prst="rect">
                       <a:avLst/>
@@ -80,7 +80,7 @@
       <w:pPr>
         <w:pStyle w:val="Heading2"/>
       </w:pPr>
-      <w:bookmarkStart w:name="Md_e6831e27e37342d2bfa73184eb501c9e" w:id="2"/>
+      <w:bookmarkStart w:name="Md_d304c6c279cd4580883082c89bb2a726" w:id="2"/>
       <w:r>
         <w:rPr/>
         <w:t xml:space="preserve">Business layer</w:t>
@@ -95,7 +95,7 @@
       <w:r>
         <w:drawing>
           <wp:inline xmlns:wp="http://schemas.openxmlformats.org/drawingml/2006/wordprocessingDrawing" distT="0" distB="0" distL="0" distR="0">
-            <wp:extent cx="5220000" cy="5382641"/>
+            <wp:extent cx="5220000" cy="5592355"/>
             <wp:effectExtent l="0" t="0" r="0" b="0"/>
             <wp:docPr id="2" name="Mermaid diagram 2" descr="Mermaid diagram"/>
             <wp:cNvGraphicFramePr>
@@ -109,7 +109,7 @@
                     <pic:cNvPicPr/>
                   </pic:nvPicPr>
                   <pic:blipFill>
-                    <a:blip xmlns:r="http://schemas.openxmlformats.org/officeDocument/2006/relationships" r:embed="Raf0269051f5d41aa"/>
+                    <a:blip xmlns:r="http://schemas.openxmlformats.org/officeDocument/2006/relationships" r:embed="Rf138436b6838432a"/>
                     <a:stretch>
                       <a:fillRect/>
                     </a:stretch>
@@ -117,7 +117,7 @@
                   <pic:spPr>
                     <a:xfrm>
                       <a:off x="0" y="0"/>
-                      <a:ext cx="5220000" cy="5382641"/>
+                      <a:ext cx="5220000" cy="5592355"/>
                     </a:xfrm>
                     <a:prstGeom prst="rect">
                       <a:avLst/>
@@ -134,7 +134,7 @@
       <w:pPr>
         <w:pStyle w:val="Heading2"/>
       </w:pPr>
-      <w:bookmarkStart w:name="Md_0dba2e1d3a62485c8aff423597b08c1b" w:id="3"/>
+      <w:bookmarkStart w:name="Md_e667d34ba8ae4ae68ef89dc8e1d8e7ab" w:id="3"/>
       <w:r>
         <w:rPr/>
         <w:t xml:space="preserve">Motivation</w:t>
@@ -149,7 +149,7 @@
       <w:r>
         <w:drawing>
           <wp:inline xmlns:wp="http://schemas.openxmlformats.org/drawingml/2006/wordprocessingDrawing" distT="0" distB="0" distL="0" distR="0">
-            <wp:extent cx="3886200" cy="5572125"/>
+            <wp:extent cx="4257675" cy="6372225"/>
             <wp:effectExtent l="0" t="0" r="0" b="0"/>
             <wp:docPr id="3" name="Mermaid diagram 3" descr="Mermaid diagram"/>
             <wp:cNvGraphicFramePr>
@@ -163,7 +163,7 @@
                     <pic:cNvPicPr/>
                   </pic:nvPicPr>
                   <pic:blipFill>
-                    <a:blip xmlns:r="http://schemas.openxmlformats.org/officeDocument/2006/relationships" r:embed="Rd469079bb3d14133"/>
+                    <a:blip xmlns:r="http://schemas.openxmlformats.org/officeDocument/2006/relationships" r:embed="Rb8f1b276654c46ce"/>
                     <a:stretch>
                       <a:fillRect/>
                     </a:stretch>
@@ -171,7 +171,7 @@
                   <pic:spPr>
                     <a:xfrm>
                       <a:off x="0" y="0"/>
-                      <a:ext cx="3886200" cy="5572125"/>
+                      <a:ext cx="4257675" cy="6372225"/>
                     </a:xfrm>
                     <a:prstGeom prst="rect">
                       <a:avLst/>
@@ -188,7 +188,7 @@
       <w:pPr>
         <w:pStyle w:val="Heading2"/>
       </w:pPr>
-      <w:bookmarkStart w:name="Md_b6baff7b712b44639b6661d8706d5c7e" w:id="4"/>
+      <w:bookmarkStart w:name="Md_044d82fab0b749b196b0a7361961322e" w:id="4"/>
       <w:r>
         <w:rPr/>
         <w:t xml:space="preserve">Motivation to Technology</w:t>
@@ -203,7 +203,7 @@
       <w:r>
         <w:drawing>
           <wp:inline xmlns:wp="http://schemas.openxmlformats.org/drawingml/2006/wordprocessingDrawing" distT="0" distB="0" distL="0" distR="0">
-            <wp:extent cx="5220000" cy="5246907"/>
+            <wp:extent cx="5220000" cy="5490849"/>
             <wp:effectExtent l="0" t="0" r="0" b="0"/>
             <wp:docPr id="4" name="Mermaid diagram 4" descr="Mermaid diagram"/>
             <wp:cNvGraphicFramePr>
@@ -217,7 +217,7 @@
                     <pic:cNvPicPr/>
                   </pic:nvPicPr>
                   <pic:blipFill>
-                    <a:blip xmlns:r="http://schemas.openxmlformats.org/officeDocument/2006/relationships" r:embed="R4631b44d3b9b4594"/>
+                    <a:blip xmlns:r="http://schemas.openxmlformats.org/officeDocument/2006/relationships" r:embed="Rf87379f73a1b400f"/>
                     <a:stretch>
                       <a:fillRect/>
                     </a:stretch>
@@ -225,7 +225,7 @@
                   <pic:spPr>
                     <a:xfrm>
                       <a:off x="0" y="0"/>
-                      <a:ext cx="5220000" cy="5246907"/>
+                      <a:ext cx="5220000" cy="5490849"/>
                     </a:xfrm>
                     <a:prstGeom prst="rect">
                       <a:avLst/>

--- a/docs/enterprise/rendered/enterprise-samples.docx
+++ b/docs/enterprise/rendered/enterprise-samples.docx
@@ -6,7 +6,7 @@
       <w:pPr>
         <w:pStyle w:val="Heading1"/>
       </w:pPr>
-      <w:bookmarkStart w:name="Md_1ea8adf9c5f941a78fae26d8a0c11c1f" w:id="0"/>
+      <w:bookmarkStart w:name="Md_a1376cc78d9741dc883bdf890312ae36" w:id="0"/>
       <w:r>
         <w:rPr/>
         <w:t xml:space="preserve">Enterprise diagram samples</w:t>
@@ -26,7 +26,7 @@
       <w:pPr>
         <w:pStyle w:val="Heading2"/>
       </w:pPr>
-      <w:bookmarkStart w:name="Md_8642f0a53000421290788b0853e93a3c" w:id="1"/>
+      <w:bookmarkStart w:name="Md_6e6e6eef570f40fa9fd14f70d9127855" w:id="1"/>
       <w:r>
         <w:rPr/>
         <w:t xml:space="preserve">Cross-layer web shop</w:t>
@@ -41,7 +41,7 @@
       <w:r>
         <w:drawing>
           <wp:inline xmlns:wp="http://schemas.openxmlformats.org/drawingml/2006/wordprocessingDrawing" distT="0" distB="0" distL="0" distR="0">
-            <wp:extent cx="4974750" cy="6480000"/>
+            <wp:extent cx="5220000" cy="3238489"/>
             <wp:effectExtent l="0" t="0" r="0" b="0"/>
             <wp:docPr id="1" name="Mermaid diagram 1" descr="Mermaid diagram"/>
             <wp:cNvGraphicFramePr>
@@ -55,7 +55,7 @@
                     <pic:cNvPicPr/>
                   </pic:nvPicPr>
                   <pic:blipFill>
-                    <a:blip xmlns:r="http://schemas.openxmlformats.org/officeDocument/2006/relationships" r:embed="Rc1ab3145c94a4984"/>
+                    <a:blip xmlns:r="http://schemas.openxmlformats.org/officeDocument/2006/relationships" r:embed="R6505b8c3d7d4436f"/>
                     <a:stretch>
                       <a:fillRect/>
                     </a:stretch>
@@ -63,7 +63,7 @@
                   <pic:spPr>
                     <a:xfrm>
                       <a:off x="0" y="0"/>
-                      <a:ext cx="4974750" cy="6480000"/>
+                      <a:ext cx="5220000" cy="3238489"/>
                     </a:xfrm>
                     <a:prstGeom prst="rect">
                       <a:avLst/>
@@ -80,7 +80,7 @@
       <w:pPr>
         <w:pStyle w:val="Heading2"/>
       </w:pPr>
-      <w:bookmarkStart w:name="Md_e6831e27e37342d2bfa73184eb501c9e" w:id="2"/>
+      <w:bookmarkStart w:name="Md_3dc9f84c1a424d01ad034ecfb5b3f2c0" w:id="2"/>
       <w:r>
         <w:rPr/>
         <w:t xml:space="preserve">Business layer</w:t>
@@ -95,7 +95,7 @@
       <w:r>
         <w:drawing>
           <wp:inline xmlns:wp="http://schemas.openxmlformats.org/drawingml/2006/wordprocessingDrawing" distT="0" distB="0" distL="0" distR="0">
-            <wp:extent cx="5220000" cy="5382641"/>
+            <wp:extent cx="5220000" cy="1603402"/>
             <wp:effectExtent l="0" t="0" r="0" b="0"/>
             <wp:docPr id="2" name="Mermaid diagram 2" descr="Mermaid diagram"/>
             <wp:cNvGraphicFramePr>
@@ -109,7 +109,7 @@
                     <pic:cNvPicPr/>
                   </pic:nvPicPr>
                   <pic:blipFill>
-                    <a:blip xmlns:r="http://schemas.openxmlformats.org/officeDocument/2006/relationships" r:embed="Raf0269051f5d41aa"/>
+                    <a:blip xmlns:r="http://schemas.openxmlformats.org/officeDocument/2006/relationships" r:embed="Rf2c16c8fd3594444"/>
                     <a:stretch>
                       <a:fillRect/>
                     </a:stretch>
@@ -117,7 +117,7 @@
                   <pic:spPr>
                     <a:xfrm>
                       <a:off x="0" y="0"/>
-                      <a:ext cx="5220000" cy="5382641"/>
+                      <a:ext cx="5220000" cy="1603402"/>
                     </a:xfrm>
                     <a:prstGeom prst="rect">
                       <a:avLst/>
@@ -134,7 +134,7 @@
       <w:pPr>
         <w:pStyle w:val="Heading2"/>
       </w:pPr>
-      <w:bookmarkStart w:name="Md_0dba2e1d3a62485c8aff423597b08c1b" w:id="3"/>
+      <w:bookmarkStart w:name="Md_8c99372e3f774bd5b22288337104a8d3" w:id="3"/>
       <w:r>
         <w:rPr/>
         <w:t xml:space="preserve">Motivation</w:t>
@@ -149,7 +149,7 @@
       <w:r>
         <w:drawing>
           <wp:inline xmlns:wp="http://schemas.openxmlformats.org/drawingml/2006/wordprocessingDrawing" distT="0" distB="0" distL="0" distR="0">
-            <wp:extent cx="3886200" cy="5572125"/>
+            <wp:extent cx="5220000" cy="1397101"/>
             <wp:effectExtent l="0" t="0" r="0" b="0"/>
             <wp:docPr id="3" name="Mermaid diagram 3" descr="Mermaid diagram"/>
             <wp:cNvGraphicFramePr>
@@ -163,7 +163,7 @@
                     <pic:cNvPicPr/>
                   </pic:nvPicPr>
                   <pic:blipFill>
-                    <a:blip xmlns:r="http://schemas.openxmlformats.org/officeDocument/2006/relationships" r:embed="Rd469079bb3d14133"/>
+                    <a:blip xmlns:r="http://schemas.openxmlformats.org/officeDocument/2006/relationships" r:embed="R36cdd654458e4d61"/>
                     <a:stretch>
                       <a:fillRect/>
                     </a:stretch>
@@ -171,7 +171,7 @@
                   <pic:spPr>
                     <a:xfrm>
                       <a:off x="0" y="0"/>
-                      <a:ext cx="3886200" cy="5572125"/>
+                      <a:ext cx="5220000" cy="1397101"/>
                     </a:xfrm>
                     <a:prstGeom prst="rect">
                       <a:avLst/>
@@ -188,7 +188,7 @@
       <w:pPr>
         <w:pStyle w:val="Heading2"/>
       </w:pPr>
-      <w:bookmarkStart w:name="Md_b6baff7b712b44639b6661d8706d5c7e" w:id="4"/>
+      <w:bookmarkStart w:name="Md_1e44bc1e120844a78656136751c47609" w:id="4"/>
       <w:r>
         <w:rPr/>
         <w:t xml:space="preserve">Motivation to Technology</w:t>
@@ -203,7 +203,7 @@
       <w:r>
         <w:drawing>
           <wp:inline xmlns:wp="http://schemas.openxmlformats.org/drawingml/2006/wordprocessingDrawing" distT="0" distB="0" distL="0" distR="0">
-            <wp:extent cx="5220000" cy="5246907"/>
+            <wp:extent cx="5020396" cy="6480000"/>
             <wp:effectExtent l="0" t="0" r="0" b="0"/>
             <wp:docPr id="4" name="Mermaid diagram 4" descr="Mermaid diagram"/>
             <wp:cNvGraphicFramePr>
@@ -217,7 +217,7 @@
                     <pic:cNvPicPr/>
                   </pic:nvPicPr>
                   <pic:blipFill>
-                    <a:blip xmlns:r="http://schemas.openxmlformats.org/officeDocument/2006/relationships" r:embed="R4631b44d3b9b4594"/>
+                    <a:blip xmlns:r="http://schemas.openxmlformats.org/officeDocument/2006/relationships" r:embed="Rf555f55a3d7c43a2"/>
                     <a:stretch>
                       <a:fillRect/>
                     </a:stretch>
@@ -225,7 +225,7 @@
                   <pic:spPr>
                     <a:xfrm>
                       <a:off x="0" y="0"/>
-                      <a:ext cx="5220000" cy="5246907"/>
+                      <a:ext cx="5020396" cy="6480000"/>
                     </a:xfrm>
                     <a:prstGeom prst="rect">
                       <a:avLst/>

--- a/docs/enterprise/rendered/enterprise-samples.docx
+++ b/docs/enterprise/rendered/enterprise-samples.docx
@@ -6,7 +6,7 @@
       <w:pPr>
         <w:pStyle w:val="Heading1"/>
       </w:pPr>
-      <w:bookmarkStart w:name="Md_a1376cc78d9741dc883bdf890312ae36" w:id="0"/>
+      <w:bookmarkStart w:name="Md_3ee5ced723794b9a9284b760e444b248" w:id="0"/>
       <w:r>
         <w:rPr/>
         <w:t xml:space="preserve">Enterprise diagram samples</w:t>
@@ -26,7 +26,7 @@
       <w:pPr>
         <w:pStyle w:val="Heading2"/>
       </w:pPr>
-      <w:bookmarkStart w:name="Md_6e6e6eef570f40fa9fd14f70d9127855" w:id="1"/>
+      <w:bookmarkStart w:name="Md_33ba2ce201994edbada964c28f6adf0f" w:id="1"/>
       <w:r>
         <w:rPr/>
         <w:t xml:space="preserve">Cross-layer web shop</w:t>
@@ -41,7 +41,7 @@
       <w:r>
         <w:drawing>
           <wp:inline xmlns:wp="http://schemas.openxmlformats.org/drawingml/2006/wordprocessingDrawing" distT="0" distB="0" distL="0" distR="0">
-            <wp:extent cx="5220000" cy="3238489"/>
+            <wp:extent cx="5220000" cy="2693217"/>
             <wp:effectExtent l="0" t="0" r="0" b="0"/>
             <wp:docPr id="1" name="Mermaid diagram 1" descr="Mermaid diagram"/>
             <wp:cNvGraphicFramePr>
@@ -55,7 +55,7 @@
                     <pic:cNvPicPr/>
                   </pic:nvPicPr>
                   <pic:blipFill>
-                    <a:blip xmlns:r="http://schemas.openxmlformats.org/officeDocument/2006/relationships" r:embed="R6505b8c3d7d4436f"/>
+                    <a:blip xmlns:r="http://schemas.openxmlformats.org/officeDocument/2006/relationships" r:embed="R37328725d98a4922"/>
                     <a:stretch>
                       <a:fillRect/>
                     </a:stretch>
@@ -63,7 +63,7 @@
                   <pic:spPr>
                     <a:xfrm>
                       <a:off x="0" y="0"/>
-                      <a:ext cx="5220000" cy="3238489"/>
+                      <a:ext cx="5220000" cy="2693217"/>
                     </a:xfrm>
                     <a:prstGeom prst="rect">
                       <a:avLst/>
@@ -80,7 +80,7 @@
       <w:pPr>
         <w:pStyle w:val="Heading2"/>
       </w:pPr>
-      <w:bookmarkStart w:name="Md_3dc9f84c1a424d01ad034ecfb5b3f2c0" w:id="2"/>
+      <w:bookmarkStart w:name="Md_9d346fa68006408d814ea46a02ac61de" w:id="2"/>
       <w:r>
         <w:rPr/>
         <w:t xml:space="preserve">Business layer</w:t>
@@ -95,7 +95,7 @@
       <w:r>
         <w:drawing>
           <wp:inline xmlns:wp="http://schemas.openxmlformats.org/drawingml/2006/wordprocessingDrawing" distT="0" distB="0" distL="0" distR="0">
-            <wp:extent cx="5220000" cy="1603402"/>
+            <wp:extent cx="5220000" cy="1588530"/>
             <wp:effectExtent l="0" t="0" r="0" b="0"/>
             <wp:docPr id="2" name="Mermaid diagram 2" descr="Mermaid diagram"/>
             <wp:cNvGraphicFramePr>
@@ -109,7 +109,7 @@
                     <pic:cNvPicPr/>
                   </pic:nvPicPr>
                   <pic:blipFill>
-                    <a:blip xmlns:r="http://schemas.openxmlformats.org/officeDocument/2006/relationships" r:embed="Rf2c16c8fd3594444"/>
+                    <a:blip xmlns:r="http://schemas.openxmlformats.org/officeDocument/2006/relationships" r:embed="R2f8f40b347944093"/>
                     <a:stretch>
                       <a:fillRect/>
                     </a:stretch>
@@ -117,7 +117,7 @@
                   <pic:spPr>
                     <a:xfrm>
                       <a:off x="0" y="0"/>
-                      <a:ext cx="5220000" cy="1603402"/>
+                      <a:ext cx="5220000" cy="1588530"/>
                     </a:xfrm>
                     <a:prstGeom prst="rect">
                       <a:avLst/>
@@ -134,7 +134,7 @@
       <w:pPr>
         <w:pStyle w:val="Heading2"/>
       </w:pPr>
-      <w:bookmarkStart w:name="Md_8c99372e3f774bd5b22288337104a8d3" w:id="3"/>
+      <w:bookmarkStart w:name="Md_08036f7abe0c4bda8d9f09ac1387c387" w:id="3"/>
       <w:r>
         <w:rPr/>
         <w:t xml:space="preserve">Motivation</w:t>
@@ -149,7 +149,7 @@
       <w:r>
         <w:drawing>
           <wp:inline xmlns:wp="http://schemas.openxmlformats.org/drawingml/2006/wordprocessingDrawing" distT="0" distB="0" distL="0" distR="0">
-            <wp:extent cx="5220000" cy="1397101"/>
+            <wp:extent cx="5220000" cy="1113457"/>
             <wp:effectExtent l="0" t="0" r="0" b="0"/>
             <wp:docPr id="3" name="Mermaid diagram 3" descr="Mermaid diagram"/>
             <wp:cNvGraphicFramePr>
@@ -163,7 +163,7 @@
                     <pic:cNvPicPr/>
                   </pic:nvPicPr>
                   <pic:blipFill>
-                    <a:blip xmlns:r="http://schemas.openxmlformats.org/officeDocument/2006/relationships" r:embed="R36cdd654458e4d61"/>
+                    <a:blip xmlns:r="http://schemas.openxmlformats.org/officeDocument/2006/relationships" r:embed="R4566ae3378bf4022"/>
                     <a:stretch>
                       <a:fillRect/>
                     </a:stretch>
@@ -171,7 +171,7 @@
                   <pic:spPr>
                     <a:xfrm>
                       <a:off x="0" y="0"/>
-                      <a:ext cx="5220000" cy="1397101"/>
+                      <a:ext cx="5220000" cy="1113457"/>
                     </a:xfrm>
                     <a:prstGeom prst="rect">
                       <a:avLst/>
@@ -188,7 +188,7 @@
       <w:pPr>
         <w:pStyle w:val="Heading2"/>
       </w:pPr>
-      <w:bookmarkStart w:name="Md_1e44bc1e120844a78656136751c47609" w:id="4"/>
+      <w:bookmarkStart w:name="Md_d4a9a322198a4a078b5ba43f79c73efd" w:id="4"/>
       <w:r>
         <w:rPr/>
         <w:t xml:space="preserve">Motivation to Technology</w:t>
@@ -203,7 +203,7 @@
       <w:r>
         <w:drawing>
           <wp:inline xmlns:wp="http://schemas.openxmlformats.org/drawingml/2006/wordprocessingDrawing" distT="0" distB="0" distL="0" distR="0">
-            <wp:extent cx="5020396" cy="6480000"/>
+            <wp:extent cx="4556389" cy="6480000"/>
             <wp:effectExtent l="0" t="0" r="0" b="0"/>
             <wp:docPr id="4" name="Mermaid diagram 4" descr="Mermaid diagram"/>
             <wp:cNvGraphicFramePr>
@@ -217,7 +217,7 @@
                     <pic:cNvPicPr/>
                   </pic:nvPicPr>
                   <pic:blipFill>
-                    <a:blip xmlns:r="http://schemas.openxmlformats.org/officeDocument/2006/relationships" r:embed="Rf555f55a3d7c43a2"/>
+                    <a:blip xmlns:r="http://schemas.openxmlformats.org/officeDocument/2006/relationships" r:embed="R19929f7f063041b9"/>
                     <a:stretch>
                       <a:fillRect/>
                     </a:stretch>
@@ -225,7 +225,7 @@
                   <pic:spPr>
                     <a:xfrm>
                       <a:off x="0" y="0"/>
-                      <a:ext cx="5020396" cy="6480000"/>
+                      <a:ext cx="4556389" cy="6480000"/>
                     </a:xfrm>
                     <a:prstGeom prst="rect">
                       <a:avLst/>
